--- a/GravityCode/MBC/DeThi/KetQua/TuyChon_DeThi.docx
+++ b/GravityCode/MBC/DeThi/KetQua/TuyChon_DeThi.docx
@@ -225,7 +225,7 @@
           <w:b/>
           <w:sz w:val="18"/>
         </w:rPr>
-        <w:t>=== 1-A00 Ban V IT HOA ===</w:t>
+        <w:t>=== 1-A00===</w:t>
       </w:r>
     </w:p>
     <w:p>
@@ -785,7 +785,43 @@
           <w:bCs/>
           <w:sz w:val="20"/>
         </w:rPr>
-        <w:t xml:space="preserve"> đo chỉ sử dụng một phần phạm vi đo đạc (Ví dụ: bồn nhiệt độ có quy cách -70°C ~ 300°C nhưng chỉ sử dụng từ -40°C ~ 120°C), việc hiệu chỉnh và kiểm tra được thực hiện như thế nào?</w:t>
+        <w:t xml:space="preserve"> </w:t>
+      </w:r>
+      <w:proofErr w:type="spellStart"/>
+      <w:r>
+        <w:rPr>
+          <w:rFonts w:ascii="Arial" w:eastAsia="Arial" w:hAnsi="Arial"/>
+          <w:bCs/>
+          <w:sz w:val="20"/>
+        </w:rPr>
+        <w:t>đo</w:t>
+      </w:r>
+      <w:proofErr w:type="spellEnd"/>
+      <w:r>
+        <w:rPr>
+          <w:rFonts w:ascii="Arial" w:eastAsia="Arial" w:hAnsi="Arial"/>
+          <w:bCs/>
+          <w:sz w:val="20"/>
+        </w:rPr>
+        <w:t xml:space="preserve"> </w:t>
+      </w:r>
+      <w:proofErr w:type="spellStart"/>
+      <w:r>
+        <w:rPr>
+          <w:rFonts w:ascii="Arial" w:eastAsia="Arial" w:hAnsi="Arial"/>
+          <w:bCs/>
+          <w:sz w:val="20"/>
+        </w:rPr>
+        <w:t>chỉ</w:t>
+      </w:r>
+      <w:proofErr w:type="spellEnd"/>
+      <w:r>
+        <w:rPr>
+          <w:rFonts w:ascii="Arial" w:eastAsia="Arial" w:hAnsi="Arial"/>
+          <w:bCs/>
+          <w:sz w:val="20"/>
+        </w:rPr>
+        <w:t xml:space="preserve"> sử dụng một phần phạm vi đo đạc (Ví dụ: bồn nhiệt độ có quy cách -70°C ~ 300°C nhưng chỉ sử dụng từ -40°C ~ 120°C), việc hiệu chỉnh và kiểm tra được thực hiện như thế nào?</w:t>
       </w:r>
     </w:p>
     <w:p>
@@ -1647,10 +1683,15 @@
       </w:r>
     </w:p>
     <w:p>
-      <w:r>
-        <w:rPr>
-          <w:rFonts w:ascii="Arial" w:eastAsia="Arial" w:hAnsi="Arial"/>
-          <w:b/>
+      <w:pPr>
+        <w:rPr>
+          <w:bCs/>
+        </w:rPr>
+      </w:pPr>
+      <w:r>
+        <w:rPr>
+          <w:rFonts w:ascii="Arial" w:eastAsia="Arial" w:hAnsi="Arial"/>
+          <w:bCs/>
           <w:sz w:val="20"/>
         </w:rPr>
         <w:t>Câu 019: ◎ Theo quy định về việc soạn thảo Laboratory Scopes, máy móc nào dưới đây KHÔNG ĐƯỢC PHÉP ghi chép vào danh sách yết thị tại phòng thí nghiệm?</w:t>
@@ -1919,10 +1960,15 @@
       </w:r>
     </w:p>
     <w:p>
-      <w:r>
-        <w:rPr>
-          <w:rFonts w:ascii="Arial" w:eastAsia="Arial" w:hAnsi="Arial"/>
-          <w:b/>
+      <w:pPr>
+        <w:rPr>
+          <w:bCs/>
+        </w:rPr>
+      </w:pPr>
+      <w:r>
+        <w:rPr>
+          <w:rFonts w:ascii="Arial" w:eastAsia="Arial" w:hAnsi="Arial"/>
+          <w:bCs/>
           <w:sz w:val="20"/>
         </w:rPr>
         <w:t>Câu 023: ◎ Theo tiêu chuẩn A16-1o, đối với nhà cung cấp hiệu chỉnh ủy thác không được chứng nhận ISO/IEC17025, việc xem xét đánh giá lại (đối với nhà cung cấp tiếp tục giao dịch) phải được thực hiện với tần suất ít nhất là bao lâu một lần?</w:t>
@@ -2055,10 +2101,15 @@
       </w:r>
     </w:p>
     <w:p>
-      <w:r>
-        <w:rPr>
-          <w:rFonts w:ascii="Arial" w:eastAsia="Arial" w:hAnsi="Arial"/>
-          <w:b/>
+      <w:pPr>
+        <w:rPr>
+          <w:bCs/>
+        </w:rPr>
+      </w:pPr>
+      <w:r>
+        <w:rPr>
+          <w:rFonts w:ascii="Arial" w:eastAsia="Arial" w:hAnsi="Arial"/>
+          <w:bCs/>
           <w:sz w:val="20"/>
         </w:rPr>
         <w:t>Câu 025: ◎ Theo quy định sửa đổi mới nhất (bản cải đính 2022.03.10), đối với trường hợp hiệu chỉnh chứng nhận ISO/IEC17025, điều kiện nào bắt buộc phải có đối với cơ quan chứng nhận?</w:t>
@@ -2385,10 +2436,15 @@
     </w:p>
     <w:p/>
     <w:p>
-      <w:r>
-        <w:rPr>
-          <w:rFonts w:ascii="Arial" w:eastAsia="Arial" w:hAnsi="Arial"/>
-          <w:b/>
+      <w:pPr>
+        <w:rPr>
+          <w:bCs/>
+        </w:rPr>
+      </w:pPr>
+      <w:r>
+        <w:rPr>
+          <w:rFonts w:ascii="Arial" w:eastAsia="Arial" w:hAnsi="Arial"/>
+          <w:bCs/>
           <w:sz w:val="20"/>
         </w:rPr>
         <w:t>Câu 030: ◎ Theo quy định quản lý tài liệu và tiêu chuẩn kỹ thuật trong hệ thống, hành động nào sau đây là KHÔNG ĐÚNG đối với các văn bản liên quan, quy cách tham khảo không có sẵn trong biểu liệt kê?</w:t>
@@ -2521,10 +2577,15 @@
     </w:p>
     <w:p/>
     <w:p>
-      <w:r>
-        <w:rPr>
-          <w:rFonts w:ascii="Arial" w:eastAsia="Arial" w:hAnsi="Arial"/>
-          <w:b/>
+      <w:pPr>
+        <w:rPr>
+          <w:bCs/>
+        </w:rPr>
+      </w:pPr>
+      <w:r>
+        <w:rPr>
+          <w:rFonts w:ascii="Arial" w:eastAsia="Arial" w:hAnsi="Arial"/>
+          <w:bCs/>
           <w:sz w:val="20"/>
         </w:rPr>
         <w:t>Câu 032: ◎ Theo tài liệu A18-3, khi kiểm tra hạng mục 'Trang thiết bị' đối với 'Bản tiêu chuẩn công đoạn' (ghi chép thông tin cơ bản của công đoàn sản xuất linh kiện cấp 1, cấp 2), các tiêu chuẩn và yêu cầu lĩnh vực nào sau đây bắt buộc phải tuân theo?</w:t>
@@ -2599,10 +2660,15 @@
       </w:r>
     </w:p>
     <w:p>
-      <w:r>
-        <w:rPr>
-          <w:rFonts w:ascii="Arial" w:eastAsia="Arial" w:hAnsi="Arial"/>
-          <w:b/>
+      <w:pPr>
+        <w:rPr>
+          <w:bCs/>
+        </w:rPr>
+      </w:pPr>
+      <w:r>
+        <w:rPr>
+          <w:rFonts w:ascii="Arial" w:eastAsia="Arial" w:hAnsi="Arial"/>
+          <w:bCs/>
           <w:sz w:val="20"/>
         </w:rPr>
         <w:t>Câu 033: ◎ Theo Mục 3 'Phân khu thực tiễn thi hiệu chỉnh', trường hợp hiệu chỉnh ngoài công ty áp dụng cho loại máy móc nào?</w:t>
@@ -2736,10 +2802,15 @@
     </w:p>
     <w:p/>
     <w:p>
-      <w:r>
-        <w:rPr>
-          <w:rFonts w:ascii="Arial" w:eastAsia="Arial" w:hAnsi="Arial"/>
-          <w:b/>
+      <w:pPr>
+        <w:rPr>
+          <w:bCs/>
+        </w:rPr>
+      </w:pPr>
+      <w:r>
+        <w:rPr>
+          <w:rFonts w:ascii="Arial" w:eastAsia="Arial" w:hAnsi="Arial"/>
+          <w:bCs/>
           <w:sz w:val="20"/>
         </w:rPr>
         <w:t>Câu 035: ◎ Theo quy định về an toàn và bảo hộ tại Mục (4) của tiêu chuẩn A18-6b, biện pháp nào sau đây được yêu cầu tuân thủ nghiêm ngặt để phòng chống điện giật hoặc tiếp xúc trực tiếp?</w:t>
@@ -2814,10 +2885,15 @@
       </w:r>
     </w:p>
     <w:p>
-      <w:r>
-        <w:rPr>
-          <w:rFonts w:ascii="Arial" w:eastAsia="Arial" w:hAnsi="Arial"/>
-          <w:b/>
+      <w:pPr>
+        <w:rPr>
+          <w:bCs/>
+        </w:rPr>
+      </w:pPr>
+      <w:r>
+        <w:rPr>
+          <w:rFonts w:ascii="Arial" w:eastAsia="Arial" w:hAnsi="Arial"/>
+          <w:bCs/>
           <w:sz w:val="20"/>
         </w:rPr>
         <w:t>Câu 036: ◎ Theo mục tiêu chuẩn an toàn, khi phát hiện biểu thị nguy hiểm hoặc cảnh báo (như điện áp cao, tia laser, tia X) bị bẩn, bong tróc hoặc không thể đọc được, thao tác phán định đúng là gì?</w:t>
@@ -3009,10 +3085,15 @@
     </w:p>
     <w:p/>
     <w:p>
-      <w:r>
-        <w:rPr>
-          <w:rFonts w:ascii="Arial" w:eastAsia="Arial" w:hAnsi="Arial"/>
-          <w:b/>
+      <w:pPr>
+        <w:rPr>
+          <w:bCs/>
+        </w:rPr>
+      </w:pPr>
+      <w:r>
+        <w:rPr>
+          <w:rFonts w:ascii="Arial" w:eastAsia="Arial" w:hAnsi="Arial"/>
+          <w:bCs/>
           <w:sz w:val="20"/>
         </w:rPr>
         <w:t>Câu 039: ◎ Đối với kết quả đánh giá định kỳ, trong trường hợp các hạng mục đào tạo được xác định là cần đào tạo huấn luyện lại, thời hạn bắt buộc phải thực hiện đào tạo huấn luyện lại là trong vòng bao lâu kể từ sau khi đánh giá?</w:t>
@@ -3087,10 +3168,15 @@
       </w:r>
     </w:p>
     <w:p>
-      <w:r>
-        <w:rPr>
-          <w:rFonts w:ascii="Arial" w:eastAsia="Arial" w:hAnsi="Arial"/>
-          <w:b/>
+      <w:pPr>
+        <w:rPr>
+          <w:bCs/>
+        </w:rPr>
+      </w:pPr>
+      <w:r>
+        <w:rPr>
+          <w:rFonts w:ascii="Arial" w:eastAsia="Arial" w:hAnsi="Arial"/>
+          <w:bCs/>
           <w:sz w:val="20"/>
         </w:rPr>
         <w:t>Câu 040: ◎ Về nguyên tắc, điều kiện để trở thành người giáo dục hiệu chỉnh dụng cụ đo là phải nhận được chứng nhận tham gia khóa học bên ngoài liên quan đến tiêu chuẩn nào?</w:t>
@@ -3152,8 +3238,7 @@
           <w:b/>
           <w:sz w:val="18"/>
         </w:rPr>
-        <w:lastRenderedPageBreak/>
-        <w:t>=== 2-000 Ban V IT HOA ===</w:t>
+        <w:t>=== 2-000===</w:t>
       </w:r>
     </w:p>
     <w:p>
@@ -3163,6 +3248,7 @@
           <w:b/>
           <w:sz w:val="18"/>
         </w:rPr>
+        <w:lastRenderedPageBreak/>
         <w:t>Phần 002-1d: Liên quan tài liệu: Bản tiêu chuẩn hiệu chỉnh – Điểm kiểm dụng cụ đo: Đồng hồ đo điện áp DC</w:t>
       </w:r>
     </w:p>
@@ -3176,10 +3262,15 @@
       </w:r>
     </w:p>
     <w:p>
-      <w:r>
-        <w:rPr>
-          <w:rFonts w:ascii="Arial" w:eastAsia="Arial" w:hAnsi="Arial"/>
-          <w:b/>
+      <w:pPr>
+        <w:rPr>
+          <w:bCs/>
+        </w:rPr>
+      </w:pPr>
+      <w:r>
+        <w:rPr>
+          <w:rFonts w:ascii="Arial" w:eastAsia="Arial" w:hAnsi="Arial"/>
+          <w:bCs/>
           <w:sz w:val="20"/>
         </w:rPr>
         <w:t>Câu 041: ◎ Khi thực hiện xác nhận độ chính xác cho đồng hồ đo điện áp DC cấp 0.5, sai số cho phép (phương pháp phán định) là bao nhiêu?</w:t>
@@ -3241,7 +3332,7 @@
           <w:b/>
           <w:sz w:val="18"/>
         </w:rPr>
-        <w:t>=== 4-500 Ban V IT HOA ===</w:t>
+        <w:t>=== 4-500===</w:t>
       </w:r>
     </w:p>
     <w:p>
@@ -3328,7 +3419,7 @@
           <w:b/>
           <w:sz w:val="18"/>
         </w:rPr>
-        <w:t>=== 5-600 Ban V IT HOA ===</w:t>
+        <w:t>=== 5-600===</w:t>
       </w:r>
     </w:p>
     <w:p>
@@ -3415,7 +3506,7 @@
           <w:b/>
           <w:sz w:val="18"/>
         </w:rPr>
-        <w:t>=== 7-S00 Ban V IT HOA ===</w:t>
+        <w:t>=== 7-S00===</w:t>
       </w:r>
     </w:p>
     <w:p>
@@ -3434,17 +3525,22 @@
           <w:rFonts w:ascii="Arial" w:eastAsia="Arial" w:hAnsi="Arial"/>
           <w:sz w:val="18"/>
         </w:rPr>
+        <w:t>Đối tượng test: Đội LK, TP, ĐGSP, HC, GCCK</w:t>
+      </w:r>
+    </w:p>
+    <w:p>
+      <w:pPr>
+        <w:rPr>
+          <w:bCs/>
+        </w:rPr>
+      </w:pPr>
+      <w:r>
+        <w:rPr>
+          <w:rFonts w:ascii="Arial" w:eastAsia="Arial" w:hAnsi="Arial"/>
+          <w:bCs/>
+          <w:sz w:val="20"/>
+        </w:rPr>
         <w:lastRenderedPageBreak/>
-        <w:t>Đối tượng test: Đội LK, TP, ĐGSP, HC, GCCK</w:t>
-      </w:r>
-    </w:p>
-    <w:p>
-      <w:r>
-        <w:rPr>
-          <w:rFonts w:ascii="Arial" w:eastAsia="Arial" w:hAnsi="Arial"/>
-          <w:b/>
-          <w:sz w:val="20"/>
-        </w:rPr>
         <w:t>Câu 044: ◎ Theo tiêu chuẩn S66-1 f, phương pháp phán định đường kính ngoài (ở nhiệt độ tiêu chuẩn 23±5℃) đối với Pin geji là bao nhiêu?</w:t>
       </w:r>
     </w:p>
@@ -3504,7 +3600,7 @@
           <w:b/>
           <w:sz w:val="18"/>
         </w:rPr>
-        <w:t>=== 9-Z00 Ban V IT HOA ===</w:t>
+        <w:t>=== 9-Z00===</w:t>
       </w:r>
     </w:p>
     <w:p>
@@ -3527,10 +3623,15 @@
       </w:r>
     </w:p>
     <w:p>
-      <w:r>
-        <w:rPr>
-          <w:rFonts w:ascii="Arial" w:eastAsia="Arial" w:hAnsi="Arial"/>
-          <w:b/>
+      <w:pPr>
+        <w:rPr>
+          <w:bCs/>
+        </w:rPr>
+      </w:pPr>
+      <w:r>
+        <w:rPr>
+          <w:rFonts w:ascii="Arial" w:eastAsia="Arial" w:hAnsi="Arial"/>
+          <w:bCs/>
           <w:sz w:val="20"/>
         </w:rPr>
         <w:t>Câu 045: ◎ Theo quy định chung của tài liệu tiêu chuẩn hiệu chỉnh, khi có việc bổ sung quy cách phán định do bổ sung chủng loại thiết bị đo, nhân viên hoặc bộ phận liên quan phải thực hiện hành động bắt buộc nào?</w:t>
@@ -3592,7 +3693,7 @@
           <w:b/>
           <w:sz w:val="18"/>
         </w:rPr>
-        <w:t>=== 8-T00 Ban V IT HOA ===</w:t>
+        <w:t>=== 8-T00===</w:t>
       </w:r>
     </w:p>
     <w:p>
@@ -3615,10 +3716,15 @@
       </w:r>
     </w:p>
     <w:p>
-      <w:r>
-        <w:rPr>
-          <w:rFonts w:ascii="Arial" w:eastAsia="Arial" w:hAnsi="Arial"/>
-          <w:b/>
+      <w:pPr>
+        <w:rPr>
+          <w:bCs/>
+        </w:rPr>
+      </w:pPr>
+      <w:r>
+        <w:rPr>
+          <w:rFonts w:ascii="Arial" w:eastAsia="Arial" w:hAnsi="Arial"/>
+          <w:bCs/>
           <w:sz w:val="20"/>
         </w:rPr>
         <w:t>Câu 046: ◎ Theo mục chú ý về bảo quản và thao tác với tấm tiêu chuẩn ứng lực, quy định nào sau đây là BẮT BUỘC phải tuân thủ để tránh phát sinh rỉ sét hoặc hỏng hóc?</w:t>
@@ -3680,7 +3786,7 @@
           <w:b/>
           <w:sz w:val="18"/>
         </w:rPr>
-        <w:t>=== 3-400 Ban V IT HOA ===</w:t>
+        <w:t>=== 3-400===</w:t>
       </w:r>
     </w:p>
     <w:p>
@@ -3699,16 +3805,16 @@
           <w:rFonts w:ascii="Arial" w:eastAsia="Arial" w:hAnsi="Arial"/>
           <w:sz w:val="18"/>
         </w:rPr>
+        <w:t>Đối tượng test: Đội LK, TP, ĐGSP, HC, GCCK</w:t>
+      </w:r>
+    </w:p>
+    <w:p>
+      <w:r>
+        <w:rPr>
+          <w:rFonts w:ascii="Arial" w:eastAsia="Arial" w:hAnsi="Arial"/>
+          <w:sz w:val="20"/>
+        </w:rPr>
         <w:lastRenderedPageBreak/>
-        <w:t>Đối tượng test: Đội LK, TP, ĐGSP, HC, GCCK</w:t>
-      </w:r>
-    </w:p>
-    <w:p>
-      <w:r>
-        <w:rPr>
-          <w:rFonts w:ascii="Arial" w:eastAsia="Arial" w:hAnsi="Arial"/>
-          <w:sz w:val="20"/>
-        </w:rPr>
         <w:t>Câu 047: Trong quá trình kiểm tra định kỳ , tiêu chuẩn định giá cho độ chính xác số vòng quay là bao nhiêu?</w:t>
       </w:r>
     </w:p>
@@ -3768,7 +3874,7 @@
           <w:b/>
           <w:sz w:val="18"/>
         </w:rPr>
-        <w:t>=== 2-000 Ban V IT HOA ===</w:t>
+        <w:t>=== 2-000===</w:t>
       </w:r>
     </w:p>
     <w:p>
@@ -3791,10 +3897,15 @@
       </w:r>
     </w:p>
     <w:p>
-      <w:r>
-        <w:rPr>
-          <w:rFonts w:ascii="Arial" w:eastAsia="Arial" w:hAnsi="Arial"/>
-          <w:b/>
+      <w:pPr>
+        <w:rPr>
+          <w:bCs/>
+        </w:rPr>
+      </w:pPr>
+      <w:r>
+        <w:rPr>
+          <w:rFonts w:ascii="Arial" w:eastAsia="Arial" w:hAnsi="Arial"/>
+          <w:bCs/>
           <w:sz w:val="20"/>
         </w:rPr>
         <w:t>Câu 048: ◎ Theo quy định tại phần II [Điểm kiểm] mục 3 về độ chính xác đo nhiệt độ, khi so sánh nhiệt độ xung quanh máy đo với nhiệt độ xác nhận bằng đầu dò, mức chênh lệch tối đa cho phép là bao nhiêu?</w:t>
@@ -3975,19 +4086,19 @@
           <w:rFonts w:ascii="Arial" w:eastAsia="Arial" w:hAnsi="Arial"/>
           <w:sz w:val="20"/>
         </w:rPr>
+        <w:t>B. 94.0dB ± 1dB</w:t>
+      </w:r>
+    </w:p>
+    <w:p>
+      <w:pPr>
+        <w:ind w:left="454"/>
+      </w:pPr>
+      <w:r>
+        <w:rPr>
+          <w:rFonts w:ascii="Arial" w:eastAsia="Arial" w:hAnsi="Arial"/>
+          <w:sz w:val="20"/>
+        </w:rPr>
         <w:lastRenderedPageBreak/>
-        <w:t>B. 94.0dB ± 1dB</w:t>
-      </w:r>
-    </w:p>
-    <w:p>
-      <w:pPr>
-        <w:ind w:left="454"/>
-      </w:pPr>
-      <w:r>
-        <w:rPr>
-          <w:rFonts w:ascii="Arial" w:eastAsia="Arial" w:hAnsi="Arial"/>
-          <w:sz w:val="20"/>
-        </w:rPr>
         <w:t>C. 114.0dB ± 1dB</w:t>
       </w:r>
     </w:p>
@@ -4024,10 +4135,15 @@
       </w:r>
     </w:p>
     <w:p>
-      <w:r>
-        <w:rPr>
-          <w:rFonts w:ascii="Arial" w:eastAsia="Arial" w:hAnsi="Arial"/>
-          <w:b/>
+      <w:pPr>
+        <w:rPr>
+          <w:bCs/>
+        </w:rPr>
+      </w:pPr>
+      <w:r>
+        <w:rPr>
+          <w:rFonts w:ascii="Arial" w:eastAsia="Arial" w:hAnsi="Arial"/>
+          <w:bCs/>
           <w:sz w:val="20"/>
         </w:rPr>
         <w:t>Câu 051: ◎ Chu kỳ hiệu chỉnh chuẩn được quy định đối với thiết bị kiểm tra hình sóng là bao lâu?</w:t>
@@ -4102,10 +4218,15 @@
       </w:r>
     </w:p>
     <w:p>
-      <w:r>
-        <w:rPr>
-          <w:rFonts w:ascii="Arial" w:eastAsia="Arial" w:hAnsi="Arial"/>
-          <w:b/>
+      <w:pPr>
+        <w:rPr>
+          <w:bCs/>
+        </w:rPr>
+      </w:pPr>
+      <w:r>
+        <w:rPr>
+          <w:rFonts w:ascii="Arial" w:eastAsia="Arial" w:hAnsi="Arial"/>
+          <w:bCs/>
           <w:sz w:val="20"/>
         </w:rPr>
         <w:t>Câu 052: ◎ Trong quá trình hiệu chỉnh và thao tác với máy đo đa năng, nhân viên cần lưu ý điều quan trọng nào về an toàn điện do bên trong máy có bộ phận phát sinh điện áp cao?</w:t>
@@ -4180,10 +4301,15 @@
       </w:r>
     </w:p>
     <w:p>
-      <w:r>
-        <w:rPr>
-          <w:rFonts w:ascii="Arial" w:eastAsia="Arial" w:hAnsi="Arial"/>
-          <w:b/>
+      <w:pPr>
+        <w:rPr>
+          <w:bCs/>
+        </w:rPr>
+      </w:pPr>
+      <w:r>
+        <w:rPr>
+          <w:rFonts w:ascii="Arial" w:eastAsia="Arial" w:hAnsi="Arial"/>
+          <w:bCs/>
           <w:sz w:val="20"/>
         </w:rPr>
         <w:t>Câu 053: ◎ Theo mục điểm kiểm ngoại quan, trước khi sử dụng thiết bị HOZAN F-237, nhân viên thao tác bắt buộc phải đảm bảo điều gì?</w:t>
@@ -4254,17 +4380,22 @@
           <w:rFonts w:ascii="Arial" w:eastAsia="Arial" w:hAnsi="Arial"/>
           <w:sz w:val="18"/>
         </w:rPr>
+        <w:t>Đối tượng test: Đội LK, TP, ĐGSP, HC, GCCK</w:t>
+      </w:r>
+    </w:p>
+    <w:p>
+      <w:pPr>
+        <w:rPr>
+          <w:bCs/>
+        </w:rPr>
+      </w:pPr>
+      <w:r>
+        <w:rPr>
+          <w:rFonts w:ascii="Arial" w:eastAsia="Arial" w:hAnsi="Arial"/>
+          <w:bCs/>
+          <w:sz w:val="20"/>
+        </w:rPr>
         <w:lastRenderedPageBreak/>
-        <w:t>Đối tượng test: Đội LK, TP, ĐGSP, HC, GCCK</w:t>
-      </w:r>
-    </w:p>
-    <w:p>
-      <w:r>
-        <w:rPr>
-          <w:rFonts w:ascii="Arial" w:eastAsia="Arial" w:hAnsi="Arial"/>
-          <w:b/>
-          <w:sz w:val="20"/>
-        </w:rPr>
         <w:t>Câu 054: ◎ Theo Biểu 1 quy định về trị phán định cho phép đối với máy Ocsilloscope dạng analog không yêu cầu trị thực đo, khi trị phán định của biểu riêng là ±1%～4% thì trị phán định cho phép tương ứng là bao nhiêu?</w:t>
       </w:r>
     </w:p>
@@ -4324,7 +4455,7 @@
           <w:b/>
           <w:sz w:val="18"/>
         </w:rPr>
-        <w:t>=== 4-500 Ban V IT HOA ===</w:t>
+        <w:t>=== 4-500===</w:t>
       </w:r>
     </w:p>
     <w:p>
